--- a/records/kakaotalk/20260415_톡방공유 요약본.docx
+++ b/records/kakaotalk/20260415_톡방공유 요약본.docx
@@ -11,6 +11,114 @@
           <w:rFonts w:ascii="Apple SD Gothic Neo" w:hAnsi="Apple SD Gothic Neo" w:eastAsia="Apple SD Gothic Neo"/>
         </w:rPr>
         <w:t>2026-04-15 RQ1 + RQ2 본선 완주 공유 (요약본)</w:t>
+      </w:r>
+    </w:p>
+    <w:p>
+      <w:pPr>
+        <w:spacing w:before="120" w:after="120"/>
+        <w:ind w:left="567"/>
+        <w:shd w:fill="F5F5F5"/>
+      </w:pPr>
+      <w:r>
+        <w:rPr>
+          <w:rFonts w:ascii="Apple SD Gothic Neo" w:hAnsi="Apple SD Gothic Neo" w:eastAsia="Apple SD Gothic Neo"/>
+          <w:b w:val="0"/>
+          <w:i w:val="0"/>
+          <w:sz w:val="21"/>
+        </w:rPr>
+        <w:t xml:space="preserve">⚠️ </w:t>
+      </w:r>
+      <w:r>
+        <w:rPr>
+          <w:rFonts w:ascii="Apple SD Gothic Neo" w:hAnsi="Apple SD Gothic Neo" w:eastAsia="Apple SD Gothic Neo"/>
+          <w:b/>
+          <w:i w:val="0"/>
+          <w:sz w:val="21"/>
+        </w:rPr>
+        <w:t>WARNING — 2026-04-15 10:55 KST 업데이트 (내용 철회 대기)</w:t>
+      </w:r>
+      <w:r>
+        <w:rPr>
+          <w:rFonts w:ascii="Apple SD Gothic Neo" w:hAnsi="Apple SD Gothic Neo" w:eastAsia="Apple SD Gothic Neo"/>
+          <w:b w:val="0"/>
+          <w:i w:val="0"/>
+          <w:sz w:val="21"/>
+        </w:rPr>
+        <w:t xml:space="preserve">: 본 문서에 포함된 "Phase 7 양대 anchor (2168× / 409×)" 주장은 artifact 검증 결과 </w:t>
+      </w:r>
+      <w:r>
+        <w:rPr>
+          <w:rFonts w:ascii="Apple SD Gothic Neo" w:hAnsi="Apple SD Gothic Neo" w:eastAsia="Apple SD Gothic Neo"/>
+          <w:b/>
+          <w:i w:val="0"/>
+          <w:sz w:val="21"/>
+        </w:rPr>
+        <w:t>철회 대상</w:t>
+      </w:r>
+      <w:r>
+        <w:rPr>
+          <w:rFonts w:ascii="Apple SD Gothic Neo" w:hAnsi="Apple SD Gothic Neo" w:eastAsia="Apple SD Gothic Neo"/>
+          <w:b w:val="0"/>
+          <w:i w:val="0"/>
+          <w:sz w:val="21"/>
+        </w:rPr>
+        <w:t xml:space="preserve">임이 확정되었다. ③ 핵심 수치의 Phase 7 관련 표현은 </w:t>
+      </w:r>
+      <w:r>
+        <w:rPr>
+          <w:rFonts w:ascii="Apple SD Gothic Neo" w:hAnsi="Apple SD Gothic Neo" w:eastAsia="Apple SD Gothic Neo"/>
+          <w:b/>
+          <w:i w:val="0"/>
+          <w:sz w:val="21"/>
+        </w:rPr>
+        <w:t>인용 금지</w:t>
+      </w:r>
+      <w:r>
+        <w:rPr>
+          <w:rFonts w:ascii="Apple SD Gothic Neo" w:hAnsi="Apple SD Gothic Neo" w:eastAsia="Apple SD Gothic Neo"/>
+          <w:b w:val="0"/>
+          <w:i w:val="0"/>
+          <w:sz w:val="21"/>
+        </w:rPr>
+        <w:t xml:space="preserve">. 최신 상태는 </w:t>
+      </w:r>
+      <w:r>
+        <w:rPr>
+          <w:rFonts w:ascii="D2Coding" w:hAnsi="D2Coding" w:eastAsia="D2Coding"/>
+          <w:b w:val="0"/>
+          <w:i w:val="0"/>
+          <w:color w:val="E53E3E"/>
+          <w:sz w:val="19"/>
+        </w:rPr>
+        <w:t>records/kakaotalk/20260415_톡방공유 긴급.md</w:t>
+      </w:r>
+      <w:r>
+        <w:rPr>
+          <w:rFonts w:ascii="Apple SD Gothic Neo" w:hAnsi="Apple SD Gothic Neo" w:eastAsia="Apple SD Gothic Neo"/>
+          <w:b w:val="0"/>
+          <w:i w:val="0"/>
+          <w:sz w:val="21"/>
+        </w:rPr>
+        <w:t xml:space="preserve"> (본 문서의 v2 긴급 대체본) 또는 </w:t>
+      </w:r>
+      <w:r>
+        <w:rPr>
+          <w:rFonts w:ascii="D2Coding" w:hAnsi="D2Coding" w:eastAsia="D2Coding"/>
+          <w:b w:val="0"/>
+          <w:i w:val="0"/>
+          <w:color w:val="E53E3E"/>
+          <w:sz w:val="19"/>
+        </w:rPr>
+        <w:t>experiments/results/rq1_motivation/phase7_artifact_verification_20260415.md</w:t>
+      </w:r>
+      <w:r>
+        <w:rPr>
+          <w:rFonts w:ascii="Apple SD Gothic Neo" w:hAnsi="Apple SD Gothic Neo" w:eastAsia="Apple SD Gothic Neo"/>
+          <w:b w:val="0"/>
+          <w:i w:val="0"/>
+          <w:sz w:val="21"/>
+        </w:rPr>
+        <w:t xml:space="preserve"> 참조. 본 문서는 수정 또는 삭제 대기 상태.</w:t>
       </w:r>
     </w:p>
     <w:p>
